--- a/文件/競賽的相關東西/114年_專題成果參與校外競賽認列申請表 所有競賽/114年_專題成果參與校外競賽認列申請表 - 2025 全國大專院校產學創新實作競賽.docx
+++ b/文件/競賽的相關東西/114年_專題成果參與校外競賽認列申請表 所有競賽/114年_專題成果參與校外競賽認列申請表 - 2025 全國大專院校產學創新實作競賽.docx
@@ -18,25 +18,7 @@
           <w:sz w:val="28"/>
           <w:szCs w:val="28"/>
         </w:rPr>
-        <w:t>立</w:t>
-      </w:r>
-      <w:proofErr w:type="gramStart"/>
-      <w:r>
-        <w:rPr>
-          <w:rFonts w:ascii="Times New Roman" w:eastAsia="標楷體" w:hAnsi="Times New Roman" w:cs="Times New Roman"/>
-          <w:sz w:val="28"/>
-          <w:szCs w:val="28"/>
-        </w:rPr>
-        <w:t>臺</w:t>
-      </w:r>
-      <w:proofErr w:type="gramEnd"/>
-      <w:r>
-        <w:rPr>
-          <w:rFonts w:ascii="Times New Roman" w:eastAsia="標楷體" w:hAnsi="Times New Roman" w:cs="Times New Roman"/>
-          <w:sz w:val="28"/>
-          <w:szCs w:val="28"/>
-        </w:rPr>
-        <w:t>北商業大學資訊管理系</w:t>
+        <w:t>立臺北商業大學資訊管理系</w:t>
       </w:r>
       <w:r>
         <w:rPr>
@@ -112,7 +94,6 @@
                 <w:szCs w:val="26"/>
               </w:rPr>
             </w:pPr>
-            <w:proofErr w:type="gramStart"/>
             <w:r>
               <w:rPr>
                 <w:rFonts w:ascii="新細明體" w:eastAsia="新細明體" w:hAnsi="新細明體" w:hint="eastAsia"/>
@@ -121,7 +102,6 @@
               </w:rPr>
               <w:t>部別</w:t>
             </w:r>
-            <w:proofErr w:type="gramEnd"/>
           </w:p>
         </w:tc>
         <w:tc>
@@ -392,18 +372,8 @@
                 <w:sz w:val="26"/>
                 <w:szCs w:val="26"/>
               </w:rPr>
-              <w:t>11056042 李品</w:t>
-            </w:r>
-            <w:proofErr w:type="gramStart"/>
-            <w:r>
-              <w:rPr>
-                <w:rFonts w:ascii="新細明體" w:eastAsia="新細明體" w:hAnsi="新細明體" w:hint="eastAsia"/>
-                <w:sz w:val="26"/>
-                <w:szCs w:val="26"/>
-              </w:rPr>
-              <w:t>臻</w:t>
-            </w:r>
-            <w:proofErr w:type="gramEnd"/>
+              <w:t>11056042 李品臻</w:t>
+            </w:r>
             <w:r>
               <w:rPr>
                 <w:rFonts w:ascii="新細明體" w:eastAsia="新細明體" w:hAnsi="新細明體" w:hint="eastAsia"/>
@@ -597,25 +567,7 @@
                 <w:sz w:val="26"/>
                 <w:szCs w:val="26"/>
               </w:rPr>
-              <w:t>正本佐證資料（參賽證明、入圍證明或獎狀）於規定時間內</w:t>
-            </w:r>
-            <w:proofErr w:type="gramStart"/>
-            <w:r>
-              <w:rPr>
-                <w:rFonts w:ascii="新細明體" w:eastAsia="新細明體" w:hAnsi="新細明體" w:hint="eastAsia"/>
-                <w:sz w:val="26"/>
-                <w:szCs w:val="26"/>
-              </w:rPr>
-              <w:t>提供至系辦</w:t>
-            </w:r>
-            <w:proofErr w:type="gramEnd"/>
-            <w:r>
-              <w:rPr>
-                <w:rFonts w:ascii="新細明體" w:eastAsia="新細明體" w:hAnsi="新細明體" w:hint="eastAsia"/>
-                <w:sz w:val="26"/>
-                <w:szCs w:val="26"/>
-              </w:rPr>
-              <w:t>。</w:t>
+              <w:t>正本佐證資料（參賽證明、入圍證明或獎狀）於規定時間內提供至系辦。</w:t>
             </w:r>
           </w:p>
           <w:p>
@@ -722,7 +674,7 @@
                 <w:sz w:val="26"/>
                 <w:szCs w:val="26"/>
               </w:rPr>
-              <w:t>2025中正大學國際創新創業競賽</w:t>
+              <w:t>2025 全國大專院校產學創新實作競賽</w:t>
             </w:r>
           </w:p>
         </w:tc>
@@ -933,36 +885,18 @@
               <w:spacing w:line="360" w:lineRule="auto"/>
               <w:jc w:val="both"/>
               <w:rPr>
-                <w:rFonts w:ascii="新細明體" w:eastAsia="新細明體" w:hAnsi="新細明體" w:hint="eastAsia"/>
-                <w:sz w:val="26"/>
-                <w:szCs w:val="26"/>
-              </w:rPr>
-            </w:pPr>
-            <w:r>
-              <w:rPr>
-                <w:rFonts w:ascii="新細明體" w:eastAsia="新細明體" w:hAnsi="新細明體" w:hint="eastAsia"/>
-                <w:sz w:val="26"/>
-                <w:szCs w:val="26"/>
-              </w:rPr>
-              <w:t>國立彰化師範大學工學會、彰化縣</w:t>
-            </w:r>
-            <w:proofErr w:type="gramStart"/>
-            <w:r>
-              <w:rPr>
-                <w:rFonts w:ascii="新細明體" w:eastAsia="新細明體" w:hAnsi="新細明體" w:hint="eastAsia"/>
-                <w:sz w:val="26"/>
-                <w:szCs w:val="26"/>
-              </w:rPr>
-              <w:t>產學精進</w:t>
-            </w:r>
-            <w:proofErr w:type="gramEnd"/>
-            <w:r>
-              <w:rPr>
-                <w:rFonts w:ascii="新細明體" w:eastAsia="新細明體" w:hAnsi="新細明體" w:hint="eastAsia"/>
-                <w:sz w:val="26"/>
-                <w:szCs w:val="26"/>
-              </w:rPr>
-              <w:t>協會</w:t>
+                <w:rFonts w:ascii="新細明體" w:eastAsia="新細明體" w:hAnsi="新細明體"/>
+                <w:sz w:val="26"/>
+                <w:szCs w:val="26"/>
+              </w:rPr>
+            </w:pPr>
+            <w:r>
+              <w:rPr>
+                <w:rFonts w:ascii="新細明體" w:eastAsia="新細明體" w:hAnsi="新細明體" w:hint="eastAsia"/>
+                <w:sz w:val="26"/>
+                <w:szCs w:val="26"/>
+              </w:rPr>
+              <w:t>國立彰化師範大學工學會、彰化縣產學精進協會</w:t>
             </w:r>
           </w:p>
         </w:tc>
@@ -1007,7 +941,7 @@
               <w:spacing w:line="360" w:lineRule="auto"/>
               <w:jc w:val="both"/>
               <w:rPr>
-                <w:rFonts w:ascii="新細明體" w:eastAsia="新細明體" w:hAnsi="新細明體" w:hint="eastAsia"/>
+                <w:rFonts w:ascii="新細明體" w:eastAsia="新細明體" w:hAnsi="新細明體"/>
                 <w:sz w:val="26"/>
                 <w:szCs w:val="26"/>
               </w:rPr>
@@ -1507,7 +1441,6 @@
                 <w:szCs w:val="26"/>
               </w:rPr>
             </w:pPr>
-            <w:proofErr w:type="gramStart"/>
             <w:r>
               <w:rPr>
                 <w:rFonts w:ascii="新細明體" w:eastAsia="新細明體" w:hAnsi="新細明體" w:hint="eastAsia"/>
@@ -1522,16 +1455,7 @@
                 <w:sz w:val="26"/>
                 <w:szCs w:val="26"/>
               </w:rPr>
-              <w:t>否</w:t>
-            </w:r>
-            <w:proofErr w:type="gramEnd"/>
-            <w:r>
-              <w:rPr>
-                <w:rFonts w:ascii="新細明體" w:eastAsia="新細明體" w:hAnsi="新細明體" w:hint="eastAsia"/>
-                <w:sz w:val="26"/>
-                <w:szCs w:val="26"/>
-              </w:rPr>
-              <w:t>，</w:t>
+              <w:t>否，</w:t>
             </w:r>
             <w:r>
               <w:rPr>
@@ -1880,7 +1804,6 @@
               </w:rPr>
               <w:t>____</w:t>
             </w:r>
-            <w:proofErr w:type="gramStart"/>
             <w:r>
               <w:rPr>
                 <w:rFonts w:ascii="新細明體" w:eastAsia="新細明體" w:hAnsi="新細明體" w:hint="eastAsia"/>
@@ -1897,7 +1820,6 @@
               </w:rPr>
               <w:t>線上發表</w:t>
             </w:r>
-            <w:proofErr w:type="gramEnd"/>
           </w:p>
           <w:p>
             <w:pPr>
@@ -2107,25 +2029,7 @@
                 <w:sz w:val="26"/>
                 <w:szCs w:val="26"/>
               </w:rPr>
-              <w:t>是，榮獲</w:t>
-            </w:r>
-            <w:proofErr w:type="gramStart"/>
-            <w:r>
-              <w:rPr>
-                <w:rFonts w:ascii="新細明體" w:eastAsia="新細明體" w:hAnsi="新細明體" w:hint="eastAsia"/>
-                <w:sz w:val="26"/>
-                <w:szCs w:val="26"/>
-              </w:rPr>
-              <w:t>＿＿＿＿＿＿＿＿＿＿＿＿＿＿＿</w:t>
-            </w:r>
-            <w:proofErr w:type="gramEnd"/>
-            <w:r>
-              <w:rPr>
-                <w:rFonts w:ascii="新細明體" w:eastAsia="新細明體" w:hAnsi="新細明體" w:hint="eastAsia"/>
-                <w:sz w:val="26"/>
-                <w:szCs w:val="26"/>
-              </w:rPr>
-              <w:t>，獎金_</w:t>
+              <w:t>是，榮獲＿＿＿＿＿＿＿＿＿＿＿＿＿＿＿，獎金_</w:t>
             </w:r>
             <w:r>
               <w:rPr>
@@ -2299,7 +2203,6 @@
           <w:szCs w:val="20"/>
         </w:rPr>
       </w:pPr>
-      <w:proofErr w:type="gramStart"/>
       <w:r>
         <w:rPr>
           <w:rFonts w:hint="eastAsia"/>
@@ -2307,17 +2210,7 @@
           <w:sz w:val="20"/>
           <w:szCs w:val="20"/>
         </w:rPr>
-        <w:t>註</w:t>
-      </w:r>
-      <w:proofErr w:type="gramEnd"/>
-      <w:r>
-        <w:rPr>
-          <w:rFonts w:hint="eastAsia"/>
-          <w:b/>
-          <w:sz w:val="20"/>
-          <w:szCs w:val="20"/>
-        </w:rPr>
-        <w:t>：</w:t>
+        <w:t>註：</w:t>
       </w:r>
       <w:r>
         <w:rPr>
@@ -2396,10 +2289,10 @@
           <w:noProof/>
         </w:rPr>
         <w:drawing>
-          <wp:inline distT="0" distB="0" distL="0" distR="0" wp14:anchorId="78C34A69" wp14:editId="26058FF3">
-            <wp:extent cx="5805805" cy="10321290"/>
-            <wp:effectExtent l="9208" t="0" r="0" b="0"/>
-            <wp:docPr id="140148997" name="圖片 1"/>
+          <wp:inline distT="0" distB="0" distL="0" distR="0" wp14:anchorId="11B47648" wp14:editId="1ACB68DE">
+            <wp:extent cx="6479540" cy="2059940"/>
+            <wp:effectExtent l="0" t="0" r="0" b="0"/>
+            <wp:docPr id="1901258991" name="圖片 1"/>
             <wp:cNvGraphicFramePr>
               <a:graphicFrameLocks xmlns:a="http://schemas.openxmlformats.org/drawingml/2006/main" noChangeAspect="1"/>
             </wp:cNvGraphicFramePr>
@@ -2407,7 +2300,7 @@
               <a:graphicData uri="http://schemas.openxmlformats.org/drawingml/2006/picture">
                 <pic:pic xmlns:pic="http://schemas.openxmlformats.org/drawingml/2006/picture">
                   <pic:nvPicPr>
-                    <pic:cNvPr id="140148997" name=""/>
+                    <pic:cNvPr id="1901258991" name=""/>
                     <pic:cNvPicPr/>
                   </pic:nvPicPr>
                   <pic:blipFill>
@@ -2417,9 +2310,9 @@
                     </a:stretch>
                   </pic:blipFill>
                   <pic:spPr>
-                    <a:xfrm rot="5400000">
+                    <a:xfrm>
                       <a:off x="0" y="0"/>
-                      <a:ext cx="5805805" cy="10321290"/>
+                      <a:ext cx="6479540" cy="2059940"/>
                     </a:xfrm>
                     <a:prstGeom prst="rect">
                       <a:avLst/>
